--- a/sablony/stetce - kratky text en.docx
+++ b/sablony/stetce - kratky text en.docx
@@ -9,17 +9,47 @@
       <w:r>
         <w:rPr>
           <w:rtl w:val="0"/>
-        </w:rPr>
-        <w:t>&lt;!-- ===================== SHORT PRODUCT DESCRIPTION ===================== --&gt;</w:t>
-      </w:r>
-    </w:p>
-    <w:p>
-      <w:pPr>
-        <w:pStyle w:val="Text A"/>
-      </w:pPr>
-      <w:r>
-        <w:rPr>
-          <w:rtl w:val="0"/>
+          <w:lang w:val="en-US"/>
+        </w:rPr>
+        <w:t>&lt;!-- ===================== KR</w:t>
+      </w:r>
+      <w:r>
+        <w:rPr>
+          <w:rtl w:val="0"/>
+          <w:lang w:val="en-US"/>
+        </w:rPr>
+        <w:t>Á</w:t>
+      </w:r>
+      <w:r>
+        <w:rPr>
+          <w:rtl w:val="0"/>
+          <w:lang w:val="en-US"/>
+        </w:rPr>
+        <w:t>TK</w:t>
+      </w:r>
+      <w:r>
+        <w:rPr>
+          <w:rtl w:val="0"/>
+          <w:lang w:val="en-US"/>
+        </w:rPr>
+        <w:t xml:space="preserve">Ý </w:t>
+      </w:r>
+      <w:r>
+        <w:rPr>
+          <w:rtl w:val="0"/>
+          <w:lang w:val="en-US"/>
+        </w:rPr>
+        <w:t>POPIS PRODUKTU ===================== --&gt;</w:t>
+      </w:r>
+    </w:p>
+    <w:p>
+      <w:pPr>
+        <w:pStyle w:val="Text A"/>
+      </w:pPr>
+      <w:r>
+        <w:rPr>
+          <w:rtl w:val="0"/>
+          <w:lang w:val="en-US"/>
         </w:rPr>
         <w:t>&lt;style&gt;&lt;!--</w:t>
       </w:r>
@@ -31,6 +61,7 @@
       <w:r>
         <w:rPr>
           <w:rtl w:val="0"/>
+          <w:lang w:val="en-US"/>
         </w:rPr>
         <w:t>.product-desc {</w:t>
       </w:r>
@@ -38,10 +69,14 @@
     <w:p>
       <w:pPr>
         <w:pStyle w:val="Text A"/>
-      </w:pPr>
-      <w:r>
-        <w:rPr>
-          <w:rtl w:val="0"/>
+        <w:rPr>
+          <w:lang w:val="nl-NL"/>
+        </w:rPr>
+      </w:pPr>
+      <w:r>
+        <w:rPr>
+          <w:rtl w:val="0"/>
+          <w:lang w:val="nl-NL"/>
         </w:rPr>
         <w:t xml:space="preserve">  font-family: 'Inter', 'Helvetica Neue', sans-serif;</w:t>
       </w:r>
@@ -53,6 +88,7 @@
       <w:r>
         <w:rPr>
           <w:rtl w:val="0"/>
+          <w:lang w:val="en-US"/>
         </w:rPr>
         <w:t xml:space="preserve">  color: #333;</w:t>
       </w:r>
@@ -64,6 +100,7 @@
       <w:r>
         <w:rPr>
           <w:rtl w:val="0"/>
+          <w:lang w:val="en-US"/>
         </w:rPr>
         <w:t xml:space="preserve">  font-size: 15px;</w:t>
       </w:r>
@@ -75,6 +112,7 @@
       <w:r>
         <w:rPr>
           <w:rtl w:val="0"/>
+          <w:lang w:val="en-US"/>
         </w:rPr>
         <w:t xml:space="preserve">  line-height: 1.5;</w:t>
       </w:r>
@@ -86,6 +124,7 @@
       <w:r>
         <w:rPr>
           <w:rtl w:val="0"/>
+          <w:lang w:val="en-US"/>
         </w:rPr>
         <w:t xml:space="preserve">  background: #fff;</w:t>
       </w:r>
@@ -97,17 +136,33 @@
       <w:r>
         <w:rPr>
           <w:rtl w:val="0"/>
-        </w:rPr>
-        <w:t xml:space="preserve">  border-left: 4px solid #ffffff; /* Accent color, can be adjusted depending on product type */</w:t>
-      </w:r>
-    </w:p>
-    <w:p>
-      <w:pPr>
-        <w:pStyle w:val="Text A"/>
-      </w:pPr>
-      <w:r>
-        <w:rPr>
-          <w:rtl w:val="0"/>
+          <w:lang w:val="en-US"/>
+        </w:rPr>
+        <w:t xml:space="preserve">  border-left: 4px solid #ffffff; /* Akcentn</w:t>
+      </w:r>
+      <w:r>
+        <w:rPr>
+          <w:rtl w:val="0"/>
+          <w:lang w:val="en-US"/>
+        </w:rPr>
+        <w:t xml:space="preserve">í </w:t>
+      </w:r>
+      <w:r>
+        <w:rPr>
+          <w:rtl w:val="0"/>
+          <w:lang w:val="en-US"/>
+        </w:rPr>
+        <w:t>barva, lze upravit podle typu produktu */</w:t>
+      </w:r>
+    </w:p>
+    <w:p>
+      <w:pPr>
+        <w:pStyle w:val="Text A"/>
+      </w:pPr>
+      <w:r>
+        <w:rPr>
+          <w:rtl w:val="0"/>
+          <w:lang w:val="en-US"/>
         </w:rPr>
         <w:t xml:space="preserve">  padding: 14px 18px;</w:t>
       </w:r>
@@ -115,10 +170,14 @@
     <w:p>
       <w:pPr>
         <w:pStyle w:val="Text A"/>
-      </w:pPr>
-      <w:r>
-        <w:rPr>
-          <w:rtl w:val="0"/>
+        <w:rPr>
+          <w:lang w:val="de-DE"/>
+        </w:rPr>
+      </w:pPr>
+      <w:r>
+        <w:rPr>
+          <w:rtl w:val="0"/>
+          <w:lang w:val="de-DE"/>
         </w:rPr>
         <w:t xml:space="preserve">  border-radius: 10px;</w:t>
       </w:r>
@@ -130,6 +189,7 @@
       <w:r>
         <w:rPr>
           <w:rtl w:val="0"/>
+          <w:lang w:val="en-US"/>
         </w:rPr>
         <w:t xml:space="preserve">  box-shadow: 0 2px 6px rgba(0,0,0,0.05);</w:t>
       </w:r>
@@ -141,6 +201,7 @@
       <w:r>
         <w:rPr>
           <w:rtl w:val="0"/>
+          <w:lang w:val="en-US"/>
         </w:rPr>
         <w:t>}</w:t>
       </w:r>
@@ -157,6 +218,7 @@
       <w:r>
         <w:rPr>
           <w:rtl w:val="0"/>
+          <w:lang w:val="en-US"/>
         </w:rPr>
         <w:t>.product-desc p {</w:t>
       </w:r>
@@ -168,6 +230,7 @@
       <w:r>
         <w:rPr>
           <w:rtl w:val="0"/>
+          <w:lang w:val="en-US"/>
         </w:rPr>
         <w:t xml:space="preserve">  margin: 6px 0;</w:t>
       </w:r>
@@ -179,6 +242,7 @@
       <w:r>
         <w:rPr>
           <w:rtl w:val="0"/>
+          <w:lang w:val="en-US"/>
         </w:rPr>
         <w:t xml:space="preserve">  text-align: justify;</w:t>
       </w:r>
@@ -190,6 +254,7 @@
       <w:r>
         <w:rPr>
           <w:rtl w:val="0"/>
+          <w:lang w:val="en-US"/>
         </w:rPr>
         <w:t>}</w:t>
       </w:r>
@@ -206,6 +271,7 @@
       <w:r>
         <w:rPr>
           <w:rtl w:val="0"/>
+          <w:lang w:val="en-US"/>
         </w:rPr>
         <w:t>.product-desc strong { color: #004466; }</w:t>
       </w:r>
@@ -213,10 +279,14 @@
     <w:p>
       <w:pPr>
         <w:pStyle w:val="Text A"/>
-      </w:pPr>
-      <w:r>
-        <w:rPr>
-          <w:rtl w:val="0"/>
+        <w:rPr>
+          <w:lang w:val="pt-PT"/>
+        </w:rPr>
+      </w:pPr>
+      <w:r>
+        <w:rPr>
+          <w:rtl w:val="0"/>
+          <w:lang w:val="pt-PT"/>
         </w:rPr>
         <w:t>.product-desc em { color: #666; }</w:t>
       </w:r>
@@ -233,6 +303,7 @@
       <w:r>
         <w:rPr>
           <w:rtl w:val="0"/>
+          <w:lang w:val="en-US"/>
         </w:rPr>
         <w:t>.product-desc table {</w:t>
       </w:r>
@@ -240,10 +311,14 @@
     <w:p>
       <w:pPr>
         <w:pStyle w:val="Text A"/>
-      </w:pPr>
-      <w:r>
-        <w:rPr>
-          <w:rtl w:val="0"/>
+        <w:rPr>
+          <w:lang w:val="de-DE"/>
+        </w:rPr>
+      </w:pPr>
+      <w:r>
+        <w:rPr>
+          <w:rtl w:val="0"/>
+          <w:lang w:val="de-DE"/>
         </w:rPr>
         <w:t xml:space="preserve">  width: 100%;</w:t>
       </w:r>
@@ -255,6 +330,7 @@
       <w:r>
         <w:rPr>
           <w:rtl w:val="0"/>
+          <w:lang w:val="en-US"/>
         </w:rPr>
         <w:t xml:space="preserve">  border-collapse: collapse;</w:t>
       </w:r>
@@ -266,6 +342,7 @@
       <w:r>
         <w:rPr>
           <w:rtl w:val="0"/>
+          <w:lang w:val="en-US"/>
         </w:rPr>
         <w:t xml:space="preserve">  font-size: 14px;</w:t>
       </w:r>
@@ -277,6 +354,7 @@
       <w:r>
         <w:rPr>
           <w:rtl w:val="0"/>
+          <w:lang w:val="en-US"/>
         </w:rPr>
         <w:t xml:space="preserve">  background-color: #fafafa;</w:t>
       </w:r>
@@ -288,6 +366,7 @@
       <w:r>
         <w:rPr>
           <w:rtl w:val="0"/>
+          <w:lang w:val="en-US"/>
         </w:rPr>
         <w:t xml:space="preserve">  border: 1px solid #e0e0e0;</w:t>
       </w:r>
@@ -299,6 +378,7 @@
       <w:r>
         <w:rPr>
           <w:rtl w:val="0"/>
+          <w:lang w:val="en-US"/>
         </w:rPr>
         <w:t xml:space="preserve">  margin-top: 8px;</w:t>
       </w:r>
@@ -310,6 +390,7 @@
       <w:r>
         <w:rPr>
           <w:rtl w:val="0"/>
+          <w:lang w:val="en-US"/>
         </w:rPr>
         <w:t>}</w:t>
       </w:r>
@@ -326,6 +407,7 @@
       <w:r>
         <w:rPr>
           <w:rtl w:val="0"/>
+          <w:lang w:val="en-US"/>
         </w:rPr>
         <w:t>.product-desc td {</w:t>
       </w:r>
@@ -337,6 +419,7 @@
       <w:r>
         <w:rPr>
           <w:rtl w:val="0"/>
+          <w:lang w:val="en-US"/>
         </w:rPr>
         <w:t xml:space="preserve">  padding: 6px 8px;</w:t>
       </w:r>
@@ -348,6 +431,7 @@
       <w:r>
         <w:rPr>
           <w:rtl w:val="0"/>
+          <w:lang w:val="en-US"/>
         </w:rPr>
         <w:t xml:space="preserve">  border-bottom: 1px solid #e0e0e0;</w:t>
       </w:r>
@@ -359,6 +443,7 @@
       <w:r>
         <w:rPr>
           <w:rtl w:val="0"/>
+          <w:lang w:val="en-US"/>
         </w:rPr>
         <w:t xml:space="preserve">  vertical-align: top;</w:t>
       </w:r>
@@ -370,6 +455,7 @@
       <w:r>
         <w:rPr>
           <w:rtl w:val="0"/>
+          <w:lang w:val="en-US"/>
         </w:rPr>
         <w:t>}</w:t>
       </w:r>
@@ -386,6 +472,7 @@
       <w:r>
         <w:rPr>
           <w:rtl w:val="0"/>
+          <w:lang w:val="en-US"/>
         </w:rPr>
         <w:t>.product-desc td:first-child {</w:t>
       </w:r>
@@ -397,6 +484,7 @@
       <w:r>
         <w:rPr>
           <w:rtl w:val="0"/>
+          <w:lang w:val="en-US"/>
         </w:rPr>
         <w:t xml:space="preserve">  font-weight: 600;</w:t>
       </w:r>
@@ -404,10 +492,14 @@
     <w:p>
       <w:pPr>
         <w:pStyle w:val="Text A"/>
-      </w:pPr>
-      <w:r>
-        <w:rPr>
-          <w:rtl w:val="0"/>
+        <w:rPr>
+          <w:lang w:val="de-DE"/>
+        </w:rPr>
+      </w:pPr>
+      <w:r>
+        <w:rPr>
+          <w:rtl w:val="0"/>
+          <w:lang w:val="de-DE"/>
         </w:rPr>
         <w:t xml:space="preserve">  width: 35%;</w:t>
       </w:r>
@@ -419,6 +511,7 @@
       <w:r>
         <w:rPr>
           <w:rtl w:val="0"/>
+          <w:lang w:val="en-US"/>
         </w:rPr>
         <w:t xml:space="preserve">  background-color: #f5f5f5;</w:t>
       </w:r>
@@ -430,6 +523,7 @@
       <w:r>
         <w:rPr>
           <w:rtl w:val="0"/>
+          <w:lang w:val="en-US"/>
         </w:rPr>
         <w:t>}</w:t>
       </w:r>
@@ -446,6 +540,7 @@
       <w:r>
         <w:rPr>
           <w:rtl w:val="0"/>
+          <w:lang w:val="en-US"/>
         </w:rPr>
         <w:t>@media (max-width: 600px) {</w:t>
       </w:r>
@@ -457,6 +552,7 @@
       <w:r>
         <w:rPr>
           <w:rtl w:val="0"/>
+          <w:lang w:val="en-US"/>
         </w:rPr>
         <w:t xml:space="preserve">  .product-desc td:first-child {</w:t>
       </w:r>
@@ -464,10 +560,14 @@
     <w:p>
       <w:pPr>
         <w:pStyle w:val="Text A"/>
-      </w:pPr>
-      <w:r>
-        <w:rPr>
-          <w:rtl w:val="0"/>
+        <w:rPr>
+          <w:lang w:val="it-IT"/>
+        </w:rPr>
+      </w:pPr>
+      <w:r>
+        <w:rPr>
+          <w:rtl w:val="0"/>
+          <w:lang w:val="it-IT"/>
         </w:rPr>
         <w:t xml:space="preserve">    display: block;</w:t>
       </w:r>
@@ -475,10 +575,14 @@
     <w:p>
       <w:pPr>
         <w:pStyle w:val="Text A"/>
-      </w:pPr>
-      <w:r>
-        <w:rPr>
-          <w:rtl w:val="0"/>
+        <w:rPr>
+          <w:lang w:val="de-DE"/>
+        </w:rPr>
+      </w:pPr>
+      <w:r>
+        <w:rPr>
+          <w:rtl w:val="0"/>
+          <w:lang w:val="de-DE"/>
         </w:rPr>
         <w:t xml:space="preserve">    width: 100%;</w:t>
       </w:r>
@@ -490,6 +594,7 @@
       <w:r>
         <w:rPr>
           <w:rtl w:val="0"/>
+          <w:lang w:val="en-US"/>
         </w:rPr>
         <w:t xml:space="preserve">    background: none;</w:t>
       </w:r>
@@ -501,6 +606,7 @@
       <w:r>
         <w:rPr>
           <w:rtl w:val="0"/>
+          <w:lang w:val="en-US"/>
         </w:rPr>
         <w:t xml:space="preserve">    font-weight: bold;</w:t>
       </w:r>
@@ -512,6 +618,7 @@
       <w:r>
         <w:rPr>
           <w:rtl w:val="0"/>
+          <w:lang w:val="en-US"/>
         </w:rPr>
         <w:t xml:space="preserve">    padding-top: 8px;</w:t>
       </w:r>
@@ -523,6 +630,7 @@
       <w:r>
         <w:rPr>
           <w:rtl w:val="0"/>
+          <w:lang w:val="en-US"/>
         </w:rPr>
         <w:t xml:space="preserve">  }</w:t>
       </w:r>
@@ -530,10 +638,14 @@
     <w:p>
       <w:pPr>
         <w:pStyle w:val="Text A"/>
-      </w:pPr>
-      <w:r>
-        <w:rPr>
-          <w:rtl w:val="0"/>
+        <w:rPr>
+          <w:lang w:val="fr-FR"/>
+        </w:rPr>
+      </w:pPr>
+      <w:r>
+        <w:rPr>
+          <w:rtl w:val="0"/>
+          <w:lang w:val="fr-FR"/>
         </w:rPr>
         <w:t xml:space="preserve">  .product-desc td:last-child {</w:t>
       </w:r>
@@ -541,10 +653,14 @@
     <w:p>
       <w:pPr>
         <w:pStyle w:val="Text A"/>
-      </w:pPr>
-      <w:r>
-        <w:rPr>
-          <w:rtl w:val="0"/>
+        <w:rPr>
+          <w:lang w:val="it-IT"/>
+        </w:rPr>
+      </w:pPr>
+      <w:r>
+        <w:rPr>
+          <w:rtl w:val="0"/>
+          <w:lang w:val="it-IT"/>
         </w:rPr>
         <w:t xml:space="preserve">    display: block;</w:t>
       </w:r>
@@ -556,6 +672,7 @@
       <w:r>
         <w:rPr>
           <w:rtl w:val="0"/>
+          <w:lang w:val="en-US"/>
         </w:rPr>
         <w:t xml:space="preserve">    padding-top: 0;</w:t>
       </w:r>
@@ -567,6 +684,7 @@
       <w:r>
         <w:rPr>
           <w:rtl w:val="0"/>
+          <w:lang w:val="en-US"/>
         </w:rPr>
         <w:t xml:space="preserve">  }</w:t>
       </w:r>
@@ -578,6 +696,7 @@
       <w:r>
         <w:rPr>
           <w:rtl w:val="0"/>
+          <w:lang w:val="en-US"/>
         </w:rPr>
         <w:t>}</w:t>
       </w:r>
@@ -589,6 +708,7 @@
       <w:r>
         <w:rPr>
           <w:rtl w:val="0"/>
+          <w:lang w:val="en-US"/>
         </w:rPr>
         <w:t>--&gt;&lt;/style&gt;</w:t>
       </w:r>
@@ -600,27 +720,58 @@
       <w:r>
         <w:rPr>
           <w:rtl w:val="0"/>
-        </w:rPr>
-        <w:t>&lt;!-- ===================== SHORT PRODUCT DESCRIPTION ===================== --&gt;</w:t>
-      </w:r>
-    </w:p>
-    <w:p>
-      <w:pPr>
-        <w:pStyle w:val="Text A"/>
-      </w:pPr>
-    </w:p>
-    <w:p>
-      <w:pPr>
-        <w:pStyle w:val="Text A"/>
-      </w:pPr>
-    </w:p>
-    <w:p>
-      <w:pPr>
-        <w:pStyle w:val="Text A"/>
-      </w:pPr>
-      <w:r>
-        <w:rPr>
-          <w:rtl w:val="0"/>
+          <w:lang w:val="en-US"/>
+        </w:rPr>
+        <w:t>&lt;!-- ===================== KR</w:t>
+      </w:r>
+      <w:r>
+        <w:rPr>
+          <w:rtl w:val="0"/>
+          <w:lang w:val="en-US"/>
+        </w:rPr>
+        <w:t>Á</w:t>
+      </w:r>
+      <w:r>
+        <w:rPr>
+          <w:rtl w:val="0"/>
+          <w:lang w:val="en-US"/>
+        </w:rPr>
+        <w:t>TK</w:t>
+      </w:r>
+      <w:r>
+        <w:rPr>
+          <w:rtl w:val="0"/>
+          <w:lang w:val="en-US"/>
+        </w:rPr>
+        <w:t xml:space="preserve">Ý </w:t>
+      </w:r>
+      <w:r>
+        <w:rPr>
+          <w:rtl w:val="0"/>
+          <w:lang w:val="en-US"/>
+        </w:rPr>
+        <w:t>POPIS PRODUKTU ===================== --&gt;</w:t>
+      </w:r>
+    </w:p>
+    <w:p>
+      <w:pPr>
+        <w:pStyle w:val="Text A"/>
+      </w:pPr>
+    </w:p>
+    <w:p>
+      <w:pPr>
+        <w:pStyle w:val="Text A"/>
+      </w:pPr>
+    </w:p>
+    <w:p>
+      <w:pPr>
+        <w:pStyle w:val="Text A"/>
+        <w:spacing w:before="240" w:after="240"/>
+      </w:pPr>
+      <w:r>
+        <w:rPr>
+          <w:rtl w:val="0"/>
+          <w:lang w:val="en-US"/>
         </w:rPr>
         <w:t>&lt;div class="product-desc"&gt;</w:t>
       </w:r>
@@ -628,78 +779,38 @@
     <w:p>
       <w:pPr>
         <w:pStyle w:val="Text A"/>
-      </w:pPr>
-      <w:r>
-        <w:rPr>
-          <w:rtl w:val="0"/>
-        </w:rPr>
-        <w:t xml:space="preserve">&lt;p&gt;&lt;strong&gt;{nazev_produktu}&lt;/strong&gt; is a {typ_produktu} suitable for &lt;em&gt;{doporucene_pouziti}&lt;/em&gt;. It offers {hlavni_vlastnosti} </w:t>
-      </w:r>
-      <w:r>
-        <w:rPr>
-          <w:rtl w:val="0"/>
-        </w:rPr>
-        <w:t xml:space="preserve">– </w:t>
-      </w:r>
-      <w:r>
-        <w:rPr>
-          <w:rtl w:val="0"/>
-        </w:rPr>
-        <w:t>ideal for {konkr</w:t>
-      </w:r>
-      <w:r>
-        <w:rPr>
-          <w:rtl w:val="0"/>
-        </w:rPr>
-        <w:t>é</w:t>
-      </w:r>
-      <w:r>
-        <w:rPr>
-          <w:rtl w:val="0"/>
-        </w:rPr>
-        <w:t>tn</w:t>
-      </w:r>
-      <w:r>
-        <w:rPr>
-          <w:rtl w:val="0"/>
-        </w:rPr>
-        <w:t>í</w:t>
-      </w:r>
-      <w:r>
-        <w:rPr>
-          <w:rtl w:val="0"/>
-        </w:rPr>
-        <w:t>_aplikace}.&lt;/p&gt;</w:t>
-      </w:r>
-    </w:p>
-    <w:p>
-      <w:pPr>
-        <w:pStyle w:val="Text A"/>
-      </w:pPr>
-    </w:p>
-    <w:p>
-      <w:pPr>
-        <w:pStyle w:val="Text A"/>
-      </w:pPr>
-      <w:r>
-        <w:rPr>
-          <w:rtl w:val="0"/>
-        </w:rPr>
-        <w:t>&lt;p&gt;&lt;strong&gt;Materials:&lt;/strong&gt; {materialy}. &lt;strong&gt;Usage:&lt;/strong&gt; {navod_na_pouziti}.&lt;/p&gt;</w:t>
-      </w:r>
-    </w:p>
-    <w:p>
-      <w:pPr>
-        <w:pStyle w:val="Text A"/>
-      </w:pPr>
-    </w:p>
-    <w:p>
-      <w:pPr>
-        <w:pStyle w:val="Text A"/>
-      </w:pPr>
-      <w:r>
-        <w:rPr>
-          <w:rtl w:val="0"/>
+        <w:spacing w:before="240" w:after="240"/>
+      </w:pPr>
+      <w:r>
+        <w:rPr>
+          <w:rtl w:val="0"/>
+          <w:lang w:val="en-US"/>
+        </w:rPr>
+        <w:t>&lt;p&gt;&lt;strong&gt;{nazev_produktu}&lt;/strong&gt; {strucny_popis_produktu}.&lt;/p&gt;</w:t>
+      </w:r>
+    </w:p>
+    <w:p>
+      <w:pPr>
+        <w:pStyle w:val="Text A"/>
+        <w:spacing w:before="240" w:after="240"/>
+      </w:pPr>
+      <w:r>
+        <w:rPr>
+          <w:rtl w:val="0"/>
+          <w:lang w:val="en-US"/>
+        </w:rPr>
+        <w:t>&lt;p&gt;&lt;strong&gt;Why choose it?&lt;/strong&gt; {strucne_vyhody_a_prinos_pro_zakaznika}.&lt;/p&gt;</w:t>
+      </w:r>
+    </w:p>
+    <w:p>
+      <w:pPr>
+        <w:pStyle w:val="Text A"/>
+        <w:spacing w:before="240" w:after="240"/>
+      </w:pPr>
+      <w:r>
+        <w:rPr>
+          <w:rtl w:val="0"/>
+          <w:lang w:val="en-US"/>
         </w:rPr>
         <w:t>&lt;p&gt;&lt;strong&gt;Combination:&lt;/strong&gt; {doporucene_kombinace}.&lt;/p&gt;</w:t>
       </w:r>
@@ -707,15 +818,12 @@
     <w:p>
       <w:pPr>
         <w:pStyle w:val="Text A"/>
-      </w:pPr>
-    </w:p>
-    <w:p>
-      <w:pPr>
-        <w:pStyle w:val="Text A"/>
-      </w:pPr>
-      <w:r>
-        <w:rPr>
-          <w:rtl w:val="0"/>
+        <w:spacing w:before="240" w:after="240"/>
+      </w:pPr>
+      <w:r>
+        <w:rPr>
+          <w:rtl w:val="0"/>
+          <w:lang w:val="en-US"/>
         </w:rPr>
         <w:t>&lt;p&gt;&lt;strong&gt;Tip:&lt;/strong&gt; {prakticky_tip}.&lt;/p&gt;</w:t>
       </w:r>
@@ -723,291 +831,12 @@
     <w:p>
       <w:pPr>
         <w:pStyle w:val="Text A"/>
-      </w:pPr>
-    </w:p>
-    <w:p>
-      <w:pPr>
-        <w:pStyle w:val="Text A"/>
-      </w:pPr>
-      <w:r>
-        <w:rPr>
-          <w:rtl w:val="0"/>
-        </w:rPr>
-        <w:t>&lt;table&gt;</w:t>
-      </w:r>
-    </w:p>
-    <w:p>
-      <w:pPr>
-        <w:pStyle w:val="Text A"/>
-      </w:pPr>
-      <w:r>
-        <w:rPr>
-          <w:rtl w:val="0"/>
-        </w:rPr>
-        <w:t>&lt;tbody&gt;</w:t>
-      </w:r>
-    </w:p>
-    <w:p>
-      <w:pPr>
-        <w:pStyle w:val="Text A"/>
-      </w:pPr>
-      <w:r>
-        <w:rPr>
-          <w:rtl w:val="0"/>
-        </w:rPr>
-        <w:t>&lt;tr&gt;</w:t>
-      </w:r>
-    </w:p>
-    <w:p>
-      <w:pPr>
-        <w:pStyle w:val="Text A"/>
-      </w:pPr>
-      <w:r>
-        <w:rPr>
-          <w:rtl w:val="0"/>
-        </w:rPr>
-        <w:t>&lt;td&gt;Type&lt;/td&gt;</w:t>
-      </w:r>
-    </w:p>
-    <w:p>
-      <w:pPr>
-        <w:pStyle w:val="Text A"/>
-      </w:pPr>
-      <w:r>
-        <w:rPr>
-          <w:rtl w:val="0"/>
-        </w:rPr>
-        <w:t>&lt;td&gt;{typ_produktu}&lt;/td&gt;</w:t>
-      </w:r>
-    </w:p>
-    <w:p>
-      <w:pPr>
-        <w:pStyle w:val="Text A"/>
-      </w:pPr>
-      <w:r>
-        <w:rPr>
-          <w:rtl w:val="0"/>
-        </w:rPr>
-        <w:t>&lt;/tr&gt;</w:t>
-      </w:r>
-    </w:p>
-    <w:p>
-      <w:pPr>
-        <w:pStyle w:val="Text A"/>
-      </w:pPr>
-      <w:r>
-        <w:rPr>
-          <w:rtl w:val="0"/>
-        </w:rPr>
-        <w:t>&lt;tr&gt;</w:t>
-      </w:r>
-    </w:p>
-    <w:p>
-      <w:pPr>
-        <w:pStyle w:val="Text A"/>
-      </w:pPr>
-      <w:r>
-        <w:rPr>
-          <w:rtl w:val="0"/>
-        </w:rPr>
-        <w:t>&lt;td&gt;Manufacturer&lt;/td&gt;</w:t>
-      </w:r>
-    </w:p>
-    <w:p>
-      <w:pPr>
-        <w:pStyle w:val="Text A"/>
-      </w:pPr>
-      <w:r>
-        <w:rPr>
-          <w:rtl w:val="0"/>
-        </w:rPr>
-        <w:t>&lt;td&gt;{vyrobce}&lt;/td&gt;</w:t>
-      </w:r>
-    </w:p>
-    <w:p>
-      <w:pPr>
-        <w:pStyle w:val="Text A"/>
-      </w:pPr>
-      <w:r>
-        <w:rPr>
-          <w:rtl w:val="0"/>
-        </w:rPr>
-        <w:t>&lt;/tr&gt;</w:t>
-      </w:r>
-    </w:p>
-    <w:p>
-      <w:pPr>
-        <w:pStyle w:val="Text A"/>
-      </w:pPr>
-      <w:r>
-        <w:rPr>
-          <w:rtl w:val="0"/>
-        </w:rPr>
-        <w:t>&lt;tr&gt;</w:t>
-      </w:r>
-    </w:p>
-    <w:p>
-      <w:pPr>
-        <w:pStyle w:val="Text A"/>
-      </w:pPr>
-      <w:r>
-        <w:rPr>
-          <w:rtl w:val="0"/>
-        </w:rPr>
-        <w:t>&lt;td&gt;Volume / Size&lt;/td&gt;</w:t>
-      </w:r>
-    </w:p>
-    <w:p>
-      <w:pPr>
-        <w:pStyle w:val="Text A"/>
-      </w:pPr>
-      <w:r>
-        <w:rPr>
-          <w:rtl w:val="0"/>
-        </w:rPr>
-        <w:t>&lt;td&gt;{objem_rozmer}&lt;/td&gt;</w:t>
-      </w:r>
-    </w:p>
-    <w:p>
-      <w:pPr>
-        <w:pStyle w:val="Text A"/>
-      </w:pPr>
-      <w:r>
-        <w:rPr>
-          <w:rtl w:val="0"/>
-        </w:rPr>
-        <w:t>&lt;/tr&gt;</w:t>
-      </w:r>
-    </w:p>
-    <w:p>
-      <w:pPr>
-        <w:pStyle w:val="Text A"/>
-      </w:pPr>
-      <w:r>
-        <w:rPr>
-          <w:rtl w:val="0"/>
-        </w:rPr>
-        <w:t>&lt;tr&gt;</w:t>
-      </w:r>
-    </w:p>
-    <w:p>
-      <w:pPr>
-        <w:pStyle w:val="Text A"/>
-      </w:pPr>
-      <w:r>
-        <w:rPr>
-          <w:rtl w:val="0"/>
-        </w:rPr>
-        <w:t>&lt;td&gt;Suitable for&lt;/td&gt;</w:t>
-      </w:r>
-    </w:p>
-    <w:p>
-      <w:pPr>
-        <w:pStyle w:val="Text A"/>
-      </w:pPr>
-      <w:r>
-        <w:rPr>
-          <w:rtl w:val="0"/>
-        </w:rPr>
-        <w:t>&lt;td&gt;{vhodne_pro}&lt;/td&gt;</w:t>
-      </w:r>
-    </w:p>
-    <w:p>
-      <w:pPr>
-        <w:pStyle w:val="Text A"/>
-      </w:pPr>
-      <w:r>
-        <w:rPr>
-          <w:rtl w:val="0"/>
-        </w:rPr>
-        <w:t>&lt;/tr&gt;</w:t>
-      </w:r>
-    </w:p>
-    <w:p>
-      <w:pPr>
-        <w:pStyle w:val="Text A"/>
-      </w:pPr>
-      <w:r>
-        <w:rPr>
-          <w:rtl w:val="0"/>
-        </w:rPr>
-        <w:t>&lt;tr&gt;</w:t>
-      </w:r>
-    </w:p>
-    <w:p>
-      <w:pPr>
-        <w:pStyle w:val="Text A"/>
-      </w:pPr>
-      <w:r>
-        <w:rPr>
-          <w:rtl w:val="0"/>
-        </w:rPr>
-        <w:t>&lt;td&gt;Special features&lt;/td&gt;</w:t>
-      </w:r>
-    </w:p>
-    <w:p>
-      <w:pPr>
-        <w:pStyle w:val="Text A"/>
-      </w:pPr>
-      <w:r>
-        <w:rPr>
-          <w:rtl w:val="0"/>
-        </w:rPr>
-        <w:t>&lt;td&gt;{speci</w:t>
-      </w:r>
-      <w:r>
-        <w:rPr>
-          <w:rtl w:val="0"/>
-        </w:rPr>
-        <w:t>á</w:t>
-      </w:r>
-      <w:r>
-        <w:rPr>
-          <w:rtl w:val="0"/>
-        </w:rPr>
-        <w:t>lni_vlastnosti}&lt;/td&gt;</w:t>
-      </w:r>
-    </w:p>
-    <w:p>
-      <w:pPr>
-        <w:pStyle w:val="Text A"/>
-      </w:pPr>
-      <w:r>
-        <w:rPr>
-          <w:rtl w:val="0"/>
-        </w:rPr>
-        <w:t>&lt;/tr&gt;</w:t>
-      </w:r>
-    </w:p>
-    <w:p>
-      <w:pPr>
-        <w:pStyle w:val="Text A"/>
-      </w:pPr>
-      <w:r>
-        <w:rPr>
-          <w:rtl w:val="0"/>
-        </w:rPr>
-        <w:t>&lt;/tbody&gt;</w:t>
-      </w:r>
-    </w:p>
-    <w:p>
-      <w:pPr>
-        <w:pStyle w:val="Text A"/>
-      </w:pPr>
-      <w:r>
-        <w:rPr>
-          <w:rtl w:val="0"/>
-        </w:rPr>
-        <w:t>&lt;/table&gt;</w:t>
-      </w:r>
-    </w:p>
-    <w:p>
-      <w:pPr>
-        <w:pStyle w:val="Text A"/>
-      </w:pPr>
-      <w:r>
-        <w:rPr>
-          <w:rtl w:val="0"/>
+        <w:spacing w:before="240" w:after="240"/>
+      </w:pPr>
+      <w:r>
+        <w:rPr>
+          <w:rtl w:val="0"/>
+          <w:lang w:val="en-US"/>
         </w:rPr>
         <w:t>&lt;/div&gt;</w:t>
       </w:r>
